--- a/preview/largedocxs/57-finance-analyst.docx
+++ b/preview/largedocxs/57-finance-analyst.docx
@@ -111,7 +111,7 @@
                 <w:sz w:val="23"/>
                 <w:szCs w:val="23"/>
               </w:rPr>
-              <w:t xml:space="preserve">Principal Software Engineer &amp; Technical Lead</w:t>
+              <w:t xml:space="preserve">Principal Software Engineer and Technical Lead</w:t>
             </w:r>
           </w:p>
         </w:tc>
@@ -1306,7 +1306,7 @@
         </w:rPr>
         <w:t xml:space="preserve">Demo: </w:t>
       </w:r>
-      <w:hyperlink w:history="1" r:id="rIdi_vejgerj3vt-6gtvpxmd">
+      <w:hyperlink w:history="1" r:id="rIdhil3qdwfj0zw4nmra8ovq">
         <w:r>
           <w:rPr>
             <w:color w:val="1e3a5f"/>
@@ -1334,7 +1334,7 @@
         </w:rPr>
         <w:t xml:space="preserve">Code: </w:t>
       </w:r>
-      <w:hyperlink w:history="1" r:id="rIdle7t_nzwhnhhdowlcloea">
+      <w:hyperlink w:history="1" r:id="rId_ojmutwylp0lwjdzm4lop">
         <w:r>
           <w:rPr>
             <w:color w:val="1e3a5f"/>
@@ -1439,7 +1439,7 @@
         </w:rPr>
         <w:t xml:space="preserve">Demo: </w:t>
       </w:r>
-      <w:hyperlink w:history="1" r:id="rIduj6op0vpoapdfvo-ollq3">
+      <w:hyperlink w:history="1" r:id="rIdlsngmaseppew_jsxgzjpa">
         <w:r>
           <w:rPr>
             <w:color w:val="1e3a5f"/>
@@ -1529,7 +1529,7 @@
         </w:rPr>
         <w:t xml:space="preserve">Demo: </w:t>
       </w:r>
-      <w:hyperlink w:history="1" r:id="rIdk82q10ajtnh0heydy_i0w">
+      <w:hyperlink w:history="1" r:id="rIdv7cro4lr_7eq_p-28afpr">
         <w:r>
           <w:rPr>
             <w:color w:val="1e3a5f"/>
@@ -1574,7 +1574,7 @@
         </w:rPr>
         <w:t xml:space="preserve">Code: </w:t>
       </w:r>
-      <w:hyperlink w:history="1" r:id="rIdotbclprh3gnr2nyyg3ehy">
+      <w:hyperlink w:history="1" r:id="rIdopy8qicain0xszedez1bf">
         <w:r>
           <w:rPr>
             <w:color w:val="1e3a5f"/>
@@ -2006,22 +2006,22 @@
           <w:sz w:val="24"/>
           <w:szCs w:val="24"/>
         </w:rPr>
-        <w:t xml:space="preserve">CERTIFICATIONS &amp; AWARDS</w:t>
-      </w:r>
-    </w:p>
-    <w:p>
-      <w:pPr>
-        <w:spacing w:after="50"/>
-        <w:ind w:left="240"/>
-      </w:pPr>
-      <w:r>
-        <w:rPr>
-          <w:rFonts w:ascii="Times New Roman" w:cs="Times New Roman" w:eastAsia="Times New Roman" w:hAnsi="Times New Roman"/>
-          <w:color w:val="1f2937"/>
-          <w:sz w:val="21"/>
-          <w:szCs w:val="21"/>
-        </w:rPr>
-        <w:t xml:space="preserve">• AWS Certified Solutions Architect – Professional</w:t>
+        <w:t xml:space="preserve">CERTIFICATIONS AND AWARDS</w:t>
+      </w:r>
+    </w:p>
+    <w:p>
+      <w:pPr>
+        <w:spacing w:after="50"/>
+        <w:ind w:left="240"/>
+      </w:pPr>
+      <w:r>
+        <w:rPr>
+          <w:rFonts w:ascii="Times New Roman" w:cs="Times New Roman" w:eastAsia="Times New Roman" w:hAnsi="Times New Roman"/>
+          <w:color w:val="1f2937"/>
+          <w:sz w:val="21"/>
+          <w:szCs w:val="21"/>
+        </w:rPr>
+        <w:t xml:space="preserve">• AWS Certified Solutions Architect - Professional</w:t>
       </w:r>
     </w:p>
     <w:p>
@@ -2111,7 +2111,7 @@
           <w:sz w:val="21"/>
           <w:szCs w:val="21"/>
         </w:rPr>
-        <w:t xml:space="preserve">• Distinguished Engineering Award, Hyperscale Cloud Infrastructure Corporation, 2023</w:t>
+        <w:t xml:space="preserve">• Distinguished Engineering Award, 2023</w:t>
       </w:r>
     </w:p>
     <w:p>
@@ -2148,37 +2148,37 @@
           <w:sz w:val="24"/>
           <w:szCs w:val="24"/>
         </w:rPr>
-        <w:t xml:space="preserve">SPEAKING &amp; PUBLICATIONS</w:t>
-      </w:r>
-    </w:p>
-    <w:p>
-      <w:pPr>
-        <w:spacing w:after="50"/>
-        <w:ind w:left="240"/>
-      </w:pPr>
-      <w:r>
-        <w:rPr>
-          <w:rFonts w:ascii="Times New Roman" w:cs="Times New Roman" w:eastAsia="Times New Roman" w:hAnsi="Times New Roman"/>
-          <w:color w:val="1f2937"/>
-          <w:sz w:val="21"/>
-          <w:szCs w:val="21"/>
-        </w:rPr>
-        <w:t xml:space="preserve">• Keynote: 'Designing Resilient Systems at Planet Scale' — Global Cloud Summit 2023.</w:t>
-      </w:r>
-    </w:p>
-    <w:p>
-      <w:pPr>
-        <w:spacing w:after="50"/>
-        <w:ind w:left="240"/>
-      </w:pPr>
-      <w:r>
-        <w:rPr>
-          <w:rFonts w:ascii="Times New Roman" w:cs="Times New Roman" w:eastAsia="Times New Roman" w:hAnsi="Times New Roman"/>
-          <w:color w:val="1f2937"/>
-          <w:sz w:val="21"/>
-          <w:szCs w:val="21"/>
-        </w:rPr>
-        <w:t xml:space="preserve">• Conference talk: 'The Pragmatic Path to Microservices' — QCon San Francisco 2022.</w:t>
+        <w:t xml:space="preserve">SPEAKING AND PUBLICATIONS</w:t>
+      </w:r>
+    </w:p>
+    <w:p>
+      <w:pPr>
+        <w:spacing w:after="50"/>
+        <w:ind w:left="240"/>
+      </w:pPr>
+      <w:r>
+        <w:rPr>
+          <w:rFonts w:ascii="Times New Roman" w:cs="Times New Roman" w:eastAsia="Times New Roman" w:hAnsi="Times New Roman"/>
+          <w:color w:val="1f2937"/>
+          <w:sz w:val="21"/>
+          <w:szCs w:val="21"/>
+        </w:rPr>
+        <w:t xml:space="preserve">• Keynote: Designing Resilient Systems at Planet Scale - Global Cloud Summit 2023.</w:t>
+      </w:r>
+    </w:p>
+    <w:p>
+      <w:pPr>
+        <w:spacing w:after="50"/>
+        <w:ind w:left="240"/>
+      </w:pPr>
+      <w:r>
+        <w:rPr>
+          <w:rFonts w:ascii="Times New Roman" w:cs="Times New Roman" w:eastAsia="Times New Roman" w:hAnsi="Times New Roman"/>
+          <w:color w:val="1f2937"/>
+          <w:sz w:val="21"/>
+          <w:szCs w:val="21"/>
+        </w:rPr>
+        <w:t xml:space="preserve">• Conference talk: The Pragmatic Path to Microservices - QCon San Francisco 2022.</w:t>
       </w:r>
     </w:p>
     <w:p>
@@ -2360,7 +2360,7 @@
         </w:rPr>
         <w:t xml:space="preserve">Portfolio: </w:t>
       </w:r>
-      <w:hyperlink w:history="1" r:id="rIdk9mjur7cxdqokdl3ha09_">
+      <w:hyperlink w:history="1" r:id="rIde0ej7hc2meuo1iddlnasf">
         <w:r>
           <w:rPr>
             <w:color w:val="1e3a5f"/>
@@ -2386,7 +2386,7 @@
         </w:rPr>
         <w:t xml:space="preserve">GitHub: </w:t>
       </w:r>
-      <w:hyperlink w:history="1" r:id="rIdarjmj84hphcqpg-puygv2">
+      <w:hyperlink w:history="1" r:id="rIdzgoh3r4ny0yd5smstvsp_">
         <w:r>
           <w:rPr>
             <w:color w:val="1e3a5f"/>
@@ -2412,7 +2412,7 @@
         </w:rPr>
         <w:t xml:space="preserve">Case Studies: </w:t>
       </w:r>
-      <w:hyperlink w:history="1" r:id="rIdrllmjcybd1b5_hb-ct07g">
+      <w:hyperlink w:history="1" r:id="rIdunt_gynn6plo6w6k-wfqt">
         <w:r>
           <w:rPr>
             <w:color w:val="1e3a5f"/>
